--- a/guess-what/unit-2-at-school/lesson-plans.docx
+++ b/guess-what/unit-2-at-school/lesson-plans.docx
@@ -165,7 +165,7 @@
                 <w:i w:val="0"/>
                 <w:sz w:val="20"/>
               </w:rPr>
-              <w:t>reception, dining hall, library, classroom, Science room, gym, Art room, Music room, playground, sports field</w:t>
+              <w:t>reception, cafeteria, library, classroom, Science lab, gym, Art room, Music room, playground, sports field</w:t>
             </w:r>
           </w:p>
         </w:tc>
@@ -827,7 +827,7 @@
                 <w:i w:val="0"/>
                 <w:sz w:val="21"/>
               </w:rPr>
-              <w:t>dining hall / cafeteria</w:t>
+              <w:t>cafeteria</w:t>
             </w:r>
           </w:p>
         </w:tc>
@@ -1133,7 +1133,7 @@
                 <w:i w:val="0"/>
                 <w:sz w:val="21"/>
               </w:rPr>
-              <w:t>Science room / lab</w:t>
+              <w:t>Science lab</w:t>
             </w:r>
           </w:p>
         </w:tc>
@@ -2712,7 +2712,7 @@
                 <w:i w:val="0"/>
                 <w:sz w:val="20"/>
               </w:rPr>
-              <w:t xml:space="preserve">  (by the end of the lesson pupils can…)</w:t>
+              <w:t xml:space="preserve">  (by the end of the lesson students can…)</w:t>
             </w:r>
           </w:p>
         </w:tc>
@@ -2801,7 +2801,7 @@
                 <w:i w:val="0"/>
                 <w:sz w:val="20"/>
               </w:rPr>
-              <w:t>• reception, dining hall, library, classroom, Science room, gym, Art room, Music room, playground, sports field</w:t>
+              <w:t>• reception, cafeteria, library, classroom, Science lab, gym, Art room, Music room, playground, sports field</w:t>
             </w:r>
             <w:r>
               <w:br/>
@@ -3296,7 +3296,7 @@
                 <w:i w:val="0"/>
                 <w:sz w:val="19"/>
               </w:rPr>
-              <w:t>: take the class on a two-minute walk around the corridor or draw the school plan on the board and ask 'What's this place?' — pupils say it in Uzbek, you give the English word.</w:t>
+              <w:t>: take the class on a two-minute walk around the corridor or draw the school plan on the board and ask 'What's this place?' — students say it in Uzbek, you give the English word.</w:t>
             </w:r>
           </w:p>
         </w:tc>
@@ -3643,7 +3643,7 @@
                 <w:i w:val="0"/>
                 <w:sz w:val="19"/>
               </w:rPr>
-              <w:t>: one pupil mimes an activity (reading, eating, painting), the class asks 'Are you in the library?' (yes / no) until they guess.</w:t>
+              <w:t>: one student mimes an activity (reading, eating, painting), the class asks 'Are you in the library?' (yes / no) until they guess.</w:t>
             </w:r>
           </w:p>
         </w:tc>
@@ -3828,7 +3828,7 @@
           <w:i w:val="0"/>
           <w:sz w:val="22"/>
         </w:rPr>
-        <w:t xml:space="preserve"> Check which pupils can name all places without looking (board-race score).</w:t>
+        <w:t xml:space="preserve"> Check which students can name all places without looking (board-race score).</w:t>
       </w:r>
     </w:p>
     <w:tbl>
@@ -3876,7 +3876,7 @@
                 <w:i w:val="0"/>
                 <w:sz w:val="22"/>
               </w:rPr>
-              <w:t>'dining hall' (Britaniya) va 'cafeteria' (AQSh) — bir xil joy. 'Science room' = 'science lab'.</w:t>
+              <w:t>'cafeteria' — maktab oshxonasi (ovqatlanish zali); 'science lab' — tabiiy fanlar xonasi. 'cafe' emas, 'cafeteria' (ta'kid: ca-fe-TE-ri-a).</w:t>
             </w:r>
           </w:p>
           <w:p>
@@ -3891,7 +3891,7 @@
                 <w:i w:val="0"/>
                 <w:sz w:val="22"/>
               </w:rPr>
-              <w:t>O'zbek maktablarida 'oshxona' (ovqatlanish xonasi) — 'dining hall' ga mos keladi.</w:t>
+              <w:t>O'zbek maktablarida 'oshxona' (ovqatlanish xonasi) — 'cafeteria' ga mos keladi.</w:t>
             </w:r>
           </w:p>
           <w:p>
@@ -3906,7 +3906,7 @@
                 <w:i w:val="0"/>
                 <w:sz w:val="22"/>
               </w:rPr>
-              <w:t>Support: pupils match picture to word first. Extension: add 'Where do you …?' questions.</w:t>
+              <w:t>Support: students match picture to word first. Extension: add 'Where do you …?' questions.</w:t>
             </w:r>
           </w:p>
         </w:tc>
@@ -4027,7 +4027,7 @@
                 <w:i w:val="0"/>
                 <w:sz w:val="20"/>
               </w:rPr>
-              <w:t xml:space="preserve">  (by the end of the lesson pupils can…)</w:t>
+              <w:t xml:space="preserve">  (by the end of the lesson students can…)</w:t>
             </w:r>
           </w:p>
         </w:tc>
@@ -4467,7 +4467,7 @@
                 <w:i w:val="0"/>
                 <w:sz w:val="19"/>
               </w:rPr>
-              <w:t>Ask 'Where is Aziz?' (pointing at an absent pupil's seat) — 'He's not here.' Introduce 'Where is / are…?'</w:t>
+              <w:t>Ask 'Where is Aziz?' (pointing at an absent student's seat) — 'He's not here.' Introduce 'Where is / are…?'</w:t>
             </w:r>
           </w:p>
         </w:tc>
@@ -4590,7 +4590,7 @@
                 <w:i w:val="0"/>
                 <w:sz w:val="19"/>
               </w:rPr>
-              <w:t>: hide a flashcard behind a pupil; class asks 'Is it in the library?' until they guess.</w:t>
+              <w:t>: hide a flashcard behind a student; class asks 'Is it in the library?' until they guess.</w:t>
             </w:r>
           </w:p>
         </w:tc>
@@ -4693,7 +4693,7 @@
                 <w:i w:val="0"/>
                 <w:sz w:val="19"/>
               </w:rPr>
-              <w:t xml:space="preserve">Put two or three name cards (Anna, Tom, Lily) on the plan. Say: 'Where are Tom and Lily? They're in the gym.' Show the pattern on the board with colours: </w:t>
+              <w:t xml:space="preserve">Put two or three name cards (Anna, Tom, Lily) on the plan. Say: 'Where are Tom and Lily? They're in the gym.' Show the pattern on the board with colors: </w:t>
             </w:r>
             <w:r>
               <w:rPr>
@@ -4946,7 +4946,7 @@
                 <w:i w:val="0"/>
                 <w:sz w:val="19"/>
               </w:rPr>
-              <w:t xml:space="preserve"> Pairs: pupil A holds a picture of children in a school place, pupil B asks 'Where are they?' and A answers 'They're in/on …'. Swap cards and repeat.</w:t>
+              <w:t xml:space="preserve"> Pairs: student A holds a picture of children in a school place, student B asks 'Where are they?' and A answers 'They're in/on …'. Swap cards and repeat.</w:t>
             </w:r>
           </w:p>
         </w:tc>
@@ -5051,7 +5051,7 @@
                 <w:i w:val="0"/>
                 <w:sz w:val="19"/>
               </w:rPr>
-              <w:t>Teacher points to a place on the plan; pupils chorus 'They're in the …'. Homework.</w:t>
+              <w:t>Teacher points to a place on the plan; students chorus 'They're in the …'. Homework.</w:t>
             </w:r>
           </w:p>
         </w:tc>
@@ -5108,7 +5108,7 @@
           <w:i w:val="0"/>
           <w:sz w:val="22"/>
         </w:rPr>
-        <w:t xml:space="preserve"> Activity Book grammar page; write three sentences: Where are your family now? (in / at home, at work).</w:t>
+        <w:t xml:space="preserve"> Workbook grammar page; write three sentences: Where are your family now? (in / at home, at work).</w:t>
       </w:r>
     </w:p>
     <w:p>
@@ -5227,7 +5227,7 @@
                 <w:i w:val="0"/>
                 <w:sz w:val="22"/>
               </w:rPr>
-              <w:t>Support: colour-code in (blue) and on (green). Extension: add 'near / next to'.</w:t>
+              <w:t>Support: color-code in (blue) and on (green). Extension: add 'near / next to'.</w:t>
             </w:r>
           </w:p>
         </w:tc>
@@ -5348,7 +5348,7 @@
                 <w:i w:val="0"/>
                 <w:sz w:val="20"/>
               </w:rPr>
-              <w:t xml:space="preserve">  (by the end of the lesson pupils can…)</w:t>
+              <w:t xml:space="preserve">  (by the end of the lesson students can…)</w:t>
             </w:r>
           </w:p>
         </w:tc>
@@ -5800,7 +5800,7 @@
                 <w:i w:val="0"/>
                 <w:sz w:val="19"/>
               </w:rPr>
-              <w:t>Ask five pupils 'What are you doing now?' — 'I'm sitting. I'm listening.'</w:t>
+              <w:t>Ask five students 'What are you doing now?' — 'I'm sitting. I'm listening.'</w:t>
             </w:r>
           </w:p>
         </w:tc>
@@ -5914,7 +5914,7 @@
                 <w:i w:val="0"/>
                 <w:sz w:val="19"/>
               </w:rPr>
-              <w:t xml:space="preserve"> with -ing: 'Simon says: you're jumping!' Pupils act and say 'I'm jumping.'</w:t>
+              <w:t xml:space="preserve"> with -ing: 'Simon says: you're jumping!' Students act and say 'I'm jumping.'</w:t>
             </w:r>
           </w:p>
         </w:tc>
@@ -6017,7 +6017,7 @@
                 <w:i w:val="0"/>
                 <w:sz w:val="19"/>
               </w:rPr>
-              <w:t>Mime reading and say 'I'm reading.' Write am/is/are + -ing on the board; show the five subject forms. Point out the spelling of running (double n) — practise on the board. Mime three actions and ask 'What am I doing?'</w:t>
+              <w:t>Mime reading and say 'I'm reading.' Write am/is/are + -ing on the board; show the five subject forms. Point out the spelling of running (double n) — practice on the board. Mime three actions and ask 'What am I doing?'</w:t>
             </w:r>
           </w:p>
         </w:tc>
@@ -6234,7 +6234,7 @@
                 <w:i w:val="0"/>
                 <w:sz w:val="19"/>
               </w:rPr>
-              <w:t xml:space="preserve"> in groups of four: one pupil mimes, others ask 'Are you playing football?' / 'What are you doing?' — use both question forms.</w:t>
+              <w:t xml:space="preserve"> in groups of four: one student mimes, others ask 'Are you playing soccer?' / 'What are you doing?' — use both question forms.</w:t>
             </w:r>
           </w:p>
         </w:tc>
@@ -6339,7 +6339,7 @@
                 <w:i w:val="0"/>
                 <w:sz w:val="19"/>
               </w:rPr>
-              <w:t>Pupils stand; you say 'Everybody is singing!' — they sing and say 'We're singing.' Homework.</w:t>
+              <w:t>Students stand; you say 'Everybody is singing!' — they sing and say 'We're singing.' Homework.</w:t>
             </w:r>
           </w:p>
         </w:tc>
@@ -6419,7 +6419,7 @@
           <w:i w:val="0"/>
           <w:sz w:val="22"/>
         </w:rPr>
-        <w:t xml:space="preserve"> Check am/is/are agreement: write three wrong sentences on the board and ask pupils to fix them.</w:t>
+        <w:t xml:space="preserve"> Check am/is/are agreement: write three wrong sentences on the board and ask students to fix them.</w:t>
       </w:r>
     </w:p>
     <w:tbl>
@@ -6618,7 +6618,7 @@
                 <w:i w:val="0"/>
                 <w:sz w:val="20"/>
               </w:rPr>
-              <w:t xml:space="preserve">  (by the end of the lesson pupils can…)</w:t>
+              <w:t xml:space="preserve">  (by the end of the lesson students can…)</w:t>
             </w:r>
           </w:p>
         </w:tc>
@@ -6795,7 +6795,7 @@
                 <w:i w:val="0"/>
                 <w:sz w:val="20"/>
               </w:rPr>
-              <w:t>• highlighters or coloured pencils</w:t>
+              <w:t>• highlighters or colored pencils</w:t>
             </w:r>
           </w:p>
         </w:tc>
@@ -7172,7 +7172,7 @@
                 <w:i w:val="0"/>
                 <w:sz w:val="19"/>
               </w:rPr>
-              <w:t>: write a long string of school words without spaces on the board; pupils separate them.</w:t>
+              <w:t>: write a long string of school words without spaces on the board; students separate them.</w:t>
             </w:r>
           </w:p>
         </w:tc>
@@ -7275,7 +7275,7 @@
                 <w:i w:val="0"/>
                 <w:sz w:val="19"/>
               </w:rPr>
-              <w:t>Before reading: look at the text's pictures and predict. Read aloud once while pupils underline the school places they know. Check meaning of any unknown words with pictures.</w:t>
+              <w:t>Before reading: look at the text's pictures and predict. Read aloud once while students underline the school places they know. Check meaning of any unknown words with pictures.</w:t>
             </w:r>
           </w:p>
         </w:tc>
@@ -7380,7 +7380,7 @@
                 <w:i w:val="0"/>
                 <w:sz w:val="19"/>
               </w:rPr>
-              <w:t>Pupils read again silently and complete the comprehension questions (Student's Book, then Worksheet B exercise E). Check in pairs, then whole class.</w:t>
+              <w:t>Students read again silently and complete the comprehension questions (Student's Book, then Worksheet B exercise E). Check in pairs, then whole class.</w:t>
             </w:r>
           </w:p>
         </w:tc>
@@ -7483,7 +7483,7 @@
                 <w:i w:val="0"/>
                 <w:sz w:val="19"/>
               </w:rPr>
-              <w:t>Writing: pupils write three sentences about their school using the help box in Worksheet B exercise F. Volunteers read theirs aloud.</w:t>
+              <w:t>Writing: students write three sentences about their school using the help box in Worksheet B exercise F. Volunteers read theirs aloud.</w:t>
             </w:r>
           </w:p>
         </w:tc>
@@ -7588,7 +7588,7 @@
                 <w:i w:val="0"/>
                 <w:sz w:val="19"/>
               </w:rPr>
-              <w:t>Swap texts: each pupil ticks one good sentence in a friend's text and adds a smiley. Homework.</w:t>
+              <w:t>Swap texts: each student checks one good sentence in a friend's text and adds a smiley. Homework.</w:t>
             </w:r>
           </w:p>
         </w:tc>
@@ -7867,7 +7867,7 @@
                 <w:i w:val="0"/>
                 <w:sz w:val="20"/>
               </w:rPr>
-              <w:t xml:space="preserve">  (by the end of the lesson pupils can…)</w:t>
+              <w:t xml:space="preserve">  (by the end of the lesson students can…)</w:t>
             </w:r>
           </w:p>
         </w:tc>
@@ -8056,7 +8056,7 @@
                 <w:i w:val="0"/>
                 <w:sz w:val="20"/>
               </w:rPr>
-              <w:t>• a bin and some scrap paper</w:t>
+              <w:t>• a trash can and some scrap paper</w:t>
             </w:r>
           </w:p>
         </w:tc>
@@ -8433,7 +8433,7 @@
                 <w:i w:val="0"/>
                 <w:sz w:val="19"/>
               </w:rPr>
-              <w:t>: two teams throw scrap paper into a bin, saying 'Clean, clean, clean!'</w:t>
+              <w:t>: two teams throw scrap paper into a trash can, saying 'Clean, clean, clean!'</w:t>
             </w:r>
           </w:p>
         </w:tc>
@@ -8641,7 +8641,7 @@
                 <w:i w:val="0"/>
                 <w:sz w:val="19"/>
               </w:rPr>
-              <w:t>Talk time: model 'Can I help you?'; practise in open pairs, then closed pairs with real tasks (carry a bag, open a door). Say it!: listen, repeat, then brainstorm more i / igh words.</w:t>
+              <w:t>Talk time: model 'Can I help you?'; practice in open pairs, then closed pairs with real tasks (carry a bag, open a door). Say it!: listen, repeat, then brainstorm more i / igh words.</w:t>
             </w:r>
           </w:p>
         </w:tc>
@@ -8915,7 +8915,7 @@
           <w:i w:val="0"/>
           <w:sz w:val="22"/>
         </w:rPr>
-        <w:t xml:space="preserve"> Activity Book story page; help someone at home and say 'Can I help you?'</w:t>
+        <w:t xml:space="preserve"> Workbook story page; help someone at home and say 'Can I help you?'</w:t>
       </w:r>
     </w:p>
     <w:p>
@@ -9122,7 +9122,7 @@
                 <w:i w:val="0"/>
                 <w:sz w:val="20"/>
               </w:rPr>
-              <w:t xml:space="preserve">  (by the end of the lesson pupils can…)</w:t>
+              <w:t xml:space="preserve">  (by the end of the lesson students can…)</w:t>
             </w:r>
           </w:p>
         </w:tc>
@@ -9562,7 +9562,7 @@
                 <w:i w:val="0"/>
                 <w:sz w:val="19"/>
               </w:rPr>
-              <w:t>Hold up an empty bottle: 'What is it? Is it rubbish?' Introduce 'recycle'.</w:t>
+              <w:t>Hold up an empty bottle: 'What is it? Is it trash?' Introduce 'recycle'.</w:t>
             </w:r>
           </w:p>
         </w:tc>
@@ -9676,7 +9676,7 @@
                 <w:i w:val="0"/>
                 <w:sz w:val="19"/>
               </w:rPr>
-              <w:t xml:space="preserve"> Pupils put real objects into the four labelled boxes and say 'It's paper.'</w:t>
+              <w:t xml:space="preserve"> Students put real objects into the four labelled boxes and say 'It's paper.'</w:t>
             </w:r>
           </w:p>
         </w:tc>
@@ -9884,7 +9884,7 @@
                 <w:i w:val="0"/>
                 <w:sz w:val="19"/>
               </w:rPr>
-              <w:t>Student's Book CLIL activities (watch / match). Pupils complete a short sorting table in their notebooks.</w:t>
+              <w:t>Student's Book CLIL activities (watch / match). Students complete a short sorting table in their notebooks.</w:t>
             </w:r>
           </w:p>
         </w:tc>
@@ -10268,7 +10268,7 @@
           <w:color w:val="1B6CA8"/>
           <w:sz w:val="28"/>
         </w:rPr>
-        <w:t>Lesson 7: Unit 2 revision and quiz</w:t>
+        <w:t>Lesson 7: Unit 2 review and quiz</w:t>
       </w:r>
     </w:p>
     <w:tbl>
@@ -10329,7 +10329,7 @@
                 <w:i w:val="0"/>
                 <w:sz w:val="20"/>
               </w:rPr>
-              <w:t>Revision of Unit 2; quick quiz</w:t>
+              <w:t>Review of Unit 2; quick quiz</w:t>
             </w:r>
           </w:p>
         </w:tc>
@@ -10365,7 +10365,7 @@
                 <w:i w:val="0"/>
                 <w:sz w:val="20"/>
               </w:rPr>
-              <w:t xml:space="preserve">  (by the end of the lesson pupils can…)</w:t>
+              <w:t xml:space="preserve">  (by the end of the lesson students can…)</w:t>
             </w:r>
           </w:p>
         </w:tc>
@@ -11010,7 +11010,7 @@
                 <w:i w:val="0"/>
                 <w:sz w:val="19"/>
               </w:rPr>
-              <w:t>Mind-map on the board: school places, in / on, am/is/are + -ing. Pupils add one example each.</w:t>
+              <w:t>Mind-map on the board: school places, in / on, am/is/are + -ing. Students add one example each.</w:t>
             </w:r>
           </w:p>
         </w:tc>
@@ -11403,7 +11403,7 @@
           <w:i w:val="0"/>
           <w:sz w:val="22"/>
         </w:rPr>
-        <w:t xml:space="preserve"> Mark the quiz with the answer keys; note pupils to support before the quarter test.</w:t>
+        <w:t xml:space="preserve"> Mark the quiz with the answer keys; note students to support before the quarter test.</w:t>
       </w:r>
     </w:p>
     <w:tbl>
@@ -11466,7 +11466,7 @@
                 <w:i w:val="0"/>
                 <w:sz w:val="22"/>
               </w:rPr>
-              <w:t>Weak pupils: read instructions aloud. Extension: write three sentences about a friend who is in the library now.</w:t>
+              <w:t>Weak students: read instructions aloud. Extension: write three sentences about a friend who is in the library now.</w:t>
             </w:r>
           </w:p>
         </w:tc>
@@ -11587,7 +11587,7 @@
                 <w:i w:val="0"/>
                 <w:sz w:val="20"/>
               </w:rPr>
-              <w:t xml:space="preserve">  (by the end of the lesson pupils can…)</w:t>
+              <w:t xml:space="preserve">  (by the end of the lesson students can…)</w:t>
             </w:r>
           </w:p>
         </w:tc>
@@ -11740,7 +11740,7 @@
                 <w:i w:val="0"/>
                 <w:sz w:val="20"/>
               </w:rPr>
-              <w:t>• Activity Book review pages</w:t>
+              <w:t>• Workbook review pages</w:t>
             </w:r>
             <w:r>
               <w:br/>
@@ -12337,7 +12337,7 @@
                 <w:i w:val="0"/>
                 <w:sz w:val="19"/>
               </w:rPr>
-              <w:t>Pupils do the Review activities in pairs (listening / word puzzles / speaking). Monitor and note errors.</w:t>
+              <w:t>Students do the Review activities in pairs (listening / word puzzles / speaking). Monitor and note errors.</w:t>
             </w:r>
           </w:p>
         </w:tc>
@@ -12440,7 +12440,7 @@
                 <w:i w:val="0"/>
                 <w:sz w:val="19"/>
               </w:rPr>
-              <w:t>Play the board game from the Review page, using the target questions each time a pupil lands on a square.</w:t>
+              <w:t>Play the board game from the Review page, using the target questions each time a student lands on a square.</w:t>
             </w:r>
           </w:p>
         </w:tc>
@@ -12545,7 +12545,7 @@
                 <w:i w:val="0"/>
                 <w:sz w:val="19"/>
               </w:rPr>
-              <w:t>Pupils write one thing they are good at and one thing to practise. Homework.</w:t>
+              <w:t>Students write one thing they are good at and one thing to practice. Homework.</w:t>
             </w:r>
           </w:p>
         </w:tc>
@@ -12602,7 +12602,7 @@
           <w:i w:val="0"/>
           <w:sz w:val="22"/>
         </w:rPr>
-        <w:t xml:space="preserve"> Activity Book review pages.</w:t>
+        <w:t xml:space="preserve"> Workbook review pages.</w:t>
       </w:r>
     </w:p>
     <w:p>
@@ -12688,7 +12688,7 @@
                 <w:i w:val="0"/>
                 <w:sz w:val="22"/>
               </w:rPr>
-              <w:t>Support: pair weaker pupils with stronger ones. Extension: write their own review questions.</w:t>
+              <w:t>Support: pair weaker students with stronger ones. Extension: write their own review questions.</w:t>
             </w:r>
           </w:p>
         </w:tc>
